--- a/Modelos/AG/FATEC/declaracao_fiscal_FATEC.docx
+++ b/Modelos/AG/FATEC/declaracao_fiscal_FATEC.docx
@@ -10,8 +10,6 @@
           <w:sz w:val="28"/>
         </w:rPr>
       </w:pPr>
-      <w:bookmarkStart w:id="0" w:name="_GoBack"/>
-      <w:bookmarkEnd w:id="0"/>
       <w:r>
         <w:rPr>
           <w:noProof/>
@@ -892,27 +890,7 @@
           <w:sz w:val="20"/>
           <w:szCs w:val="20"/>
         </w:rPr>
-        <w:t xml:space="preserve">IV - </w:t>
-      </w:r>
-      <w:proofErr w:type="gramStart"/>
-      <w:r>
-        <w:rPr>
-          <w:rFonts w:ascii="Times New Roman" w:hAnsi="Times New Roman" w:cs="Times New Roman"/>
-          <w:color w:val="auto"/>
-          <w:sz w:val="20"/>
-          <w:szCs w:val="20"/>
-        </w:rPr>
-        <w:t>verificar</w:t>
-      </w:r>
-      <w:proofErr w:type="gramEnd"/>
-      <w:r>
-        <w:rPr>
-          <w:rFonts w:ascii="Times New Roman" w:hAnsi="Times New Roman" w:cs="Times New Roman"/>
-          <w:color w:val="auto"/>
-          <w:sz w:val="20"/>
-          <w:szCs w:val="20"/>
-        </w:rPr>
-        <w:t xml:space="preserve"> a conformidade do relatório de cumprimento do objeto; </w:t>
+        <w:t xml:space="preserve">IV - verificar a conformidade do relatório de cumprimento do objeto; </w:t>
       </w:r>
     </w:p>
     <w:p>
@@ -933,23 +911,7 @@
           <w:rFonts w:ascii="Times New Roman" w:hAnsi="Times New Roman"/>
           <w:sz w:val="20"/>
         </w:rPr>
-        <w:t xml:space="preserve">V - </w:t>
-      </w:r>
-      <w:proofErr w:type="gramStart"/>
-      <w:r>
-        <w:rPr>
-          <w:rFonts w:ascii="Times New Roman" w:hAnsi="Times New Roman"/>
-          <w:sz w:val="20"/>
-        </w:rPr>
-        <w:t>conferir</w:t>
-      </w:r>
-      <w:proofErr w:type="gramEnd"/>
-      <w:r>
-        <w:rPr>
-          <w:rFonts w:ascii="Times New Roman" w:hAnsi="Times New Roman"/>
-          <w:sz w:val="20"/>
-        </w:rPr>
-        <w:t xml:space="preserve"> a transferência dos bens adquiridos pelo projeto ao final do mesmo por meio do termo de doação para a UFSM;</w:t>
+        <w:t>V - conferir a transferência dos bens adquiridos pelo projeto ao final do mesmo por meio do termo de doação para a UFSM;</w:t>
       </w:r>
     </w:p>
     <w:p>
@@ -971,27 +933,7 @@
           <w:sz w:val="20"/>
           <w:szCs w:val="20"/>
         </w:rPr>
-        <w:t xml:space="preserve">VI - </w:t>
-      </w:r>
-      <w:proofErr w:type="gramStart"/>
-      <w:r>
-        <w:rPr>
-          <w:rFonts w:ascii="Times New Roman" w:hAnsi="Times New Roman" w:cs="Times New Roman"/>
-          <w:color w:val="auto"/>
-          <w:sz w:val="20"/>
-          <w:szCs w:val="20"/>
-        </w:rPr>
-        <w:t>verificar</w:t>
-      </w:r>
-      <w:proofErr w:type="gramEnd"/>
-      <w:r>
-        <w:rPr>
-          <w:rFonts w:ascii="Times New Roman" w:hAnsi="Times New Roman" w:cs="Times New Roman"/>
-          <w:color w:val="auto"/>
-          <w:sz w:val="20"/>
-          <w:szCs w:val="20"/>
-        </w:rPr>
-        <w:t xml:space="preserve"> a conformidade dos relatórios técnicos e financeiros parciais e finais; </w:t>
+        <w:t xml:space="preserve">VI - verificar a conformidade dos relatórios técnicos e financeiros parciais e finais; </w:t>
       </w:r>
     </w:p>
     <w:p>
@@ -1060,29 +1002,7 @@
           <w:szCs w:val="20"/>
         </w:rPr>
         <w:lastRenderedPageBreak/>
-        <w:t xml:space="preserve">IX - </w:t>
-      </w:r>
-      <w:proofErr w:type="gramStart"/>
-      <w:r>
-        <w:rPr>
-          <w:rFonts w:ascii="Times New Roman" w:hAnsi="Times New Roman" w:cs="Times New Roman"/>
-          <w:i/>
-          <w:color w:val="auto"/>
-          <w:sz w:val="20"/>
-          <w:szCs w:val="20"/>
-        </w:rPr>
-        <w:t>emitir</w:t>
-      </w:r>
-      <w:proofErr w:type="gramEnd"/>
-      <w:r>
-        <w:rPr>
-          <w:rFonts w:ascii="Times New Roman" w:hAnsi="Times New Roman" w:cs="Times New Roman"/>
-          <w:i/>
-          <w:color w:val="auto"/>
-          <w:sz w:val="20"/>
-          <w:szCs w:val="20"/>
-        </w:rPr>
-        <w:t xml:space="preserve">, como parte do processo de prestação de contas parciais e finais, declaração expressa da existência de todos os documentos listados em </w:t>
+        <w:t xml:space="preserve">IX - emitir, como parte do processo de prestação de contas parciais e finais, declaração expressa da existência de todos os documentos listados em </w:t>
       </w:r>
       <w:r>
         <w:rPr>
@@ -1126,27 +1046,7 @@
           <w:sz w:val="20"/>
           <w:szCs w:val="20"/>
         </w:rPr>
-        <w:t xml:space="preserve">X - </w:t>
-      </w:r>
-      <w:proofErr w:type="gramStart"/>
-      <w:r>
-        <w:rPr>
-          <w:rFonts w:ascii="Times New Roman" w:hAnsi="Times New Roman" w:cs="Times New Roman"/>
-          <w:color w:val="auto"/>
-          <w:sz w:val="20"/>
-          <w:szCs w:val="20"/>
-        </w:rPr>
-        <w:t>avaliar</w:t>
-      </w:r>
-      <w:proofErr w:type="gramEnd"/>
-      <w:r>
-        <w:rPr>
-          <w:rFonts w:ascii="Times New Roman" w:hAnsi="Times New Roman" w:cs="Times New Roman"/>
-          <w:color w:val="auto"/>
-          <w:sz w:val="20"/>
-          <w:szCs w:val="20"/>
-        </w:rPr>
-        <w:t xml:space="preserve"> as licitações específicas do projeto realizadas pela Fundação de Apoio, fazendo constar em declaração expressa, sempre que necessário, indicação de que foram cumpridas todas as regras do processo licitatório; </w:t>
+        <w:t xml:space="preserve">X - avaliar as licitações específicas do projeto realizadas pela Fundação de Apoio, fazendo constar em declaração expressa, sempre que necessário, indicação de que foram cumpridas todas as regras do processo licitatório; </w:t>
       </w:r>
     </w:p>
     <w:p>
@@ -1254,7 +1154,6 @@
         </w:rPr>
         <w:t xml:space="preserve">Santa Maria, </w:t>
       </w:r>
-      <w:proofErr w:type="gramStart"/>
       <w:r>
         <w:rPr>
           <w:rFonts w:ascii="Times New Roman" w:hAnsi="Times New Roman"/>
@@ -1268,15 +1167,7 @@
           <w:rFonts w:ascii="Times New Roman" w:hAnsi="Times New Roman"/>
           <w:sz w:val="20"/>
         </w:rPr>
-        <w:t>data</w:t>
-      </w:r>
-      <w:proofErr w:type="gramEnd"/>
-      <w:r>
-        <w:rPr>
-          <w:rFonts w:ascii="Times New Roman" w:hAnsi="Times New Roman"/>
-          <w:sz w:val="20"/>
-        </w:rPr>
-        <w:t>_atual</w:t>
+        <w:t>data_atual</w:t>
       </w:r>
       <w:proofErr w:type="spellEnd"/>
       <w:r>
@@ -1365,21 +1256,24 @@
         <w:spacing w:line="360" w:lineRule="auto"/>
         <w:jc w:val="right"/>
       </w:pPr>
-      <w:proofErr w:type="gramStart"/>
       <w:r>
         <w:t xml:space="preserve">{{ </w:t>
       </w:r>
       <w:proofErr w:type="spellStart"/>
       <w:r>
-        <w:t>nome</w:t>
-      </w:r>
-      <w:proofErr w:type="gramEnd"/>
-      <w:r>
-        <w:t>_fiscal</w:t>
+        <w:t>nome_fiscal</w:t>
       </w:r>
       <w:proofErr w:type="spellEnd"/>
       <w:r>
-        <w:t xml:space="preserve"> }}  {{ </w:t>
+        <w:t xml:space="preserve"> }}  </w:t>
+      </w:r>
+      <w:r>
+        <w:br/>
+      </w:r>
+      <w:bookmarkStart w:id="0" w:name="_GoBack"/>
+      <w:bookmarkEnd w:id="0"/>
+      <w:r>
+        <w:t xml:space="preserve">{{ </w:t>
       </w:r>
       <w:proofErr w:type="spellStart"/>
       <w:r>
@@ -1809,7 +1703,6 @@
     <w:uiPriority w:val="99"/>
     <w:semiHidden/>
     <w:unhideWhenUsed/>
-    <w:qFormat/>
     <w:tblPr>
       <w:tblInd w:w="0" w:type="dxa"/>
       <w:tblCellMar>

--- a/Modelos/AG/FATEC/declaracao_fiscal_FATEC.docx
+++ b/Modelos/AG/FATEC/declaracao_fiscal_FATEC.docx
@@ -1257,6 +1257,9 @@
         <w:jc w:val="right"/>
       </w:pPr>
       <w:r>
+        <w:t xml:space="preserve">NOME: </w:t>
+      </w:r>
+      <w:r>
         <w:t xml:space="preserve">{{ </w:t>
       </w:r>
       <w:proofErr w:type="spellStart"/>
@@ -1269,6 +1272,9 @@
       </w:r>
       <w:r>
         <w:br/>
+      </w:r>
+      <w:r>
+        <w:t xml:space="preserve">SIAPE: </w:t>
       </w:r>
       <w:bookmarkStart w:id="0" w:name="_GoBack"/>
       <w:bookmarkEnd w:id="0"/>
